--- a/public/uploads/contracts/draft-17.docx
+++ b/public/uploads/contracts/draft-17.docx
@@ -51,24 +51,24 @@
           <w:szCs w:val="28"/>
           <w:lang w:val="uz-Cyrl-UZ"/>
         </w:rPr>
-        <w:t xml:space="preserve">2026 йил 26-июн          А-26-TX1YK-сон                                        Тошкент шаҳри ш.</w:t>
-      </w:r>
-    </w:p>
-    <w:p/>
-    <w:p>
-      <w:pPr>
-        <w:spacing w:after="0" w:line="240" w:lineRule="auto"/>
-        <w:ind w:firstLine="851"/>
-        <w:jc w:val="both"/>
-      </w:pPr>
-      <w:r>
-        <w:rPr>
-          <w:rFonts w:ascii="Times New Roman" w:hAnsi="Times New Roman" w:cs="Times New Roman"/>
-          <w:sz w:val="28"/>
-          <w:szCs w:val="28"/>
-          <w:lang w:val="uz-Cyrl-UZ"/>
-        </w:rPr>
-        <w:t xml:space="preserve">Кейинги ўринларда “Ижарага берувчи” деб номланадиган Тошкент шаҳар ҳокимияти томонидан ва кейинги ўринларда “Ижарага олувчи” деб номланадиган Набиев Жамшид («MEGA BUILD» МЧЖ) томонидан мазкур шартномани Ўзбекистон Республикаси Ягона интерактив давлат хизматлари портали орқали 2026 йил 26-июн да келиб тушган А-26-TX1YK-сон аризага биноан тузди.</w:t>
+        <w:t xml:space="preserve">2026 йил 30-июн          А-25-VENVU-сон                                        Тошкент шаҳри ш.</w:t>
+      </w:r>
+    </w:p>
+    <w:p/>
+    <w:p>
+      <w:pPr>
+        <w:spacing w:after="0" w:line="240" w:lineRule="auto"/>
+        <w:ind w:firstLine="851"/>
+        <w:jc w:val="both"/>
+      </w:pPr>
+      <w:r>
+        <w:rPr>
+          <w:rFonts w:ascii="Times New Roman" w:hAnsi="Times New Roman" w:cs="Times New Roman"/>
+          <w:sz w:val="28"/>
+          <w:szCs w:val="28"/>
+          <w:lang w:val="uz-Cyrl-UZ"/>
+        </w:rPr>
+        <w:t xml:space="preserve">Кейинги ўринларда “Ижарага берувчи” деб номланадиган Тошкент шаҳар ҳокимияти томонидан ва кейинги ўринларда “Ижарага олувчи” деб номланадиган Полатов Бойсун Ғозиевич («GREEN GARDEN» МЧЖ) томонидан мазкур шартномани Ўзбекистон Республикаси Ягона интерактив давлат хизматлари портали орқали 2026 йил 30-июн да келиб тушган А-25-VENVU-сон аризага биноан тузди.</w:t>
       </w:r>
     </w:p>
     <w:p/>
@@ -120,7 +120,7 @@
           <w:szCs w:val="28"/>
           <w:lang w:val="uz-Cyrl-UZ"/>
         </w:rPr>
-        <w:t xml:space="preserve">1.2. Ижарага берувчи ер участкасини 2026 йил 26-июн дан 1 (бир) йил муддатга ижарага беради, Ижарага олувчи эса ўзига тегишли бўлган Тошкент шаҳрининг Мирзо-Улуғбек туманидаги Мирзо-Улуғбек тумани, Қатортол кўчаси, №112 манзилда жойлашган «MEGA BUILD» МЧЖ объекти (ер участкаси)га туташ ҳудуддаги кейинчалик “Ер участкаси” деб номланувчи 48 кв.м ер майдонни Қурилиш материаллари фаолиятини ташкил этиш учун ижарага олади.</w:t>
+        <w:t xml:space="preserve">1.2. Ижарага берувчи ер участкасини 2026 йил 30-июн дан 1 (бир) йил муддатга ижарага беради, Ижарага олувчи эса ўзига тегишли бўлган Тошкент шаҳрининг Мирзо-Улуғбек туманидаги Мирзо-Улуғбек тумани, Истиқлол кўчаси, №81 манзилда жойлашган «GREEN GARDEN» МЧЖ объекти (ер участкаси)га туташ ҳудуддаги кейинчалик “Ер участкаси” деб номланувчи 55 кв.м ер майдонни Гулчилик фаолиятини ташкил этиш учун ижарага олади.</w:t>
       </w:r>
     </w:p>
     <w:p/>
@@ -257,24 +257,24 @@
           <w:szCs w:val="28"/>
           <w:lang w:val="uz-Cyrl-UZ"/>
         </w:rPr>
-        <w:t xml:space="preserve">2.5. Ер участкаси тадбиркорлик фаолиятини амалга ошириш учун берилади ва қуйидаги мақсадда фойдаланилади: Умумий овқатланиш.</w:t>
-      </w:r>
-    </w:p>
-    <w:p/>
-    <w:p>
-      <w:pPr>
-        <w:spacing w:after="0" w:line="240" w:lineRule="auto"/>
-        <w:ind w:firstLine="851"/>
-        <w:jc w:val="both"/>
-      </w:pPr>
-      <w:r>
-        <w:rPr>
-          <w:rFonts w:ascii="Times New Roman" w:hAnsi="Times New Roman" w:cs="Times New Roman"/>
-          <w:sz w:val="28"/>
-          <w:szCs w:val="28"/>
-          <w:lang w:val="uz-Cyrl-UZ"/>
-        </w:rPr>
-        <w:t xml:space="preserve">2.6. Объект жойлашган кўча тури: Оддий кўча. Кадастр рақами: 10:11:09:04:08:0102.</w:t>
+        <w:t xml:space="preserve">2.5. Ер участкаси тадбиркорлик фаолиятини амалга ошириш учун берилади ва қуйидаги мақсадда фойдаланилади: Савдо сотиқ.</w:t>
+      </w:r>
+    </w:p>
+    <w:p/>
+    <w:p>
+      <w:pPr>
+        <w:spacing w:after="0" w:line="240" w:lineRule="auto"/>
+        <w:ind w:firstLine="851"/>
+        <w:jc w:val="both"/>
+      </w:pPr>
+      <w:r>
+        <w:rPr>
+          <w:rFonts w:ascii="Times New Roman" w:hAnsi="Times New Roman" w:cs="Times New Roman"/>
+          <w:sz w:val="28"/>
+          <w:szCs w:val="28"/>
+          <w:lang w:val="uz-Cyrl-UZ"/>
+        </w:rPr>
+        <w:t xml:space="preserve">2.6. Объект жойлашган кўча тури: Гастрономик кўча. Кадастр рақами: 10:11:02:01:06:0116.</w:t>
       </w:r>
     </w:p>
     <w:p/>
@@ -343,7 +343,7 @@
           <w:szCs w:val="28"/>
           <w:lang w:val="uz-Cyrl-UZ"/>
         </w:rPr>
-        <w:t xml:space="preserve">3.3. Ер участкаси учун йиллик ижара тўлови 25 920 000 сўмни ташкил этади ва йиллик ижара тўлов суммасининг тенг миқдорга бўлган ҳолда ҳар ойда (ойлик 2 160 000 сўм) амалга оширилади.</w:t>
+        <w:t xml:space="preserve">3.3. Ер участкаси учун йиллик ижара тўлови 29 700 000 сўмни ташкил этади ва йиллик ижара тўлов суммасининг тенг миқдорга бўлган ҳолда ҳар ойда (ойлик 2 475 000 сўм) амалга оширилади.</w:t>
       </w:r>
     </w:p>
     <w:p/>
@@ -1021,149 +1021,6 @@
         <w:t xml:space="preserve">Тарафларнинг юридик манзиллари ва реквизитлари:</w:t>
       </w:r>
     </w:p>
-    <w:p/>
-    <w:p/>
-    <w:tbl>
-      <w:tblPr>
-        <w:tblW w:w="9000" w:type="dxa"/>
-        <w:jc w:val="center"/>
-        <w:tblBorders>
-          <w:top w:val="none" w:sz="0" w:space="0"/>
-          <w:left w:val="none" w:sz="0" w:space="0"/>
-          <w:bottom w:val="none" w:sz="0" w:space="0"/>
-          <w:right w:val="none" w:sz="0" w:space="0"/>
-          <w:insideH w:val="none" w:sz="0" w:space="0"/>
-          <w:insideV w:val="none" w:sz="0" w:space="0"/>
-        </w:tblBorders>
-      </w:tblPr>
-      <w:tr>
-        <w:tc>
-          <w:tcPr>
-            <w:tcW w:w="3200" w:type="dxa"/>
-            <w:vAlign w:val="center"/>
-          </w:tcPr>
-          <w:p>
-            <w:pPr>
-              <w:jc w:val="left"/>
-              <w:spacing w:after="20" w:line="240" w:lineRule="auto"/>
-            </w:pPr>
-            <w:r>
-              <w:rPr>
-                <w:rFonts w:ascii="Times New Roman" w:hAnsi="Times New Roman" w:cs="Times New Roman"/>
-                <w:b/>
-                <w:bCs/>
-                <w:sz w:val="28"/>
-                <w:szCs w:val="28"/>
-                <w:lang w:val="uz-Cyrl-UZ"/>
-              </w:rPr>
-              <w:t xml:space="preserve">17-сон</w:t>
-            </w:r>
-          </w:p>
-          <w:p>
-            <w:pPr>
-              <w:jc w:val="left"/>
-              <w:spacing w:after="20" w:line="240" w:lineRule="auto"/>
-            </w:pPr>
-            <w:r>
-              <w:rPr>
-                <w:rFonts w:ascii="Times New Roman" w:hAnsi="Times New Roman" w:cs="Times New Roman"/>
-                <w:b/>
-                <w:bCs/>
-                <w:sz w:val="28"/>
-                <w:szCs w:val="28"/>
-                <w:lang w:val="uz-Cyrl-UZ"/>
-              </w:rPr>
-              <w:t xml:space="preserve">2026-йил 26-июн</w:t>
-            </w:r>
-          </w:p>
-        </w:tc>
-        <w:tc>
-          <w:tcPr>
-            <w:tcW w:w="2600" w:type="dxa"/>
-            <w:vAlign w:val="center"/>
-          </w:tcPr>
-          <w:p>
-            <w:pPr>
-              <w:jc w:val="center"/>
-              <w:spacing w:after="0"/>
-            </w:pPr>
-            <w:r>
-              <w:drawing>
-                <wp:inline distT="0" distB="0" distL="0" distR="0">
-                  <wp:extent cx="990000" cy="990000"/>
-                  <wp:effectExtent l="0" t="0" r="0" b="0"/>
-                  <wp:docPr id="1" name="QR1"/>
-                  <wp:cNvGraphicFramePr/>
-                  <a:graphic xmlns:a="http://schemas.openxmlformats.org/drawingml/2006/main">
-                    <a:graphicData uri="http://schemas.openxmlformats.org/drawingml/2006/picture">
-                      <pic:pic xmlns:pic="http://schemas.openxmlformats.org/drawingml/2006/picture">
-                        <pic:nvPicPr>
-                          <pic:cNvPr id="1" name="QR1"/>
-                          <pic:cNvPicPr/>
-                        </pic:nvPicPr>
-                        <pic:blipFill>
-                          <a:blip r:embed="rIdImg1"/>
-                          <a:stretch>
-                            <a:fillRect/>
-                          </a:stretch>
-                        </pic:blipFill>
-                        <pic:spPr>
-                          <a:xfrm>
-                            <a:off x="0" y="0"/>
-                            <a:ext cx="990000" cy="990000"/>
-                          </a:xfrm>
-                          <a:prstGeom prst="rect">
-                            <a:avLst/>
-                          </a:prstGeom>
-                        </pic:spPr>
-                      </pic:pic>
-                    </a:graphicData>
-                  </a:graphic>
-                </wp:inline>
-              </w:drawing>
-            </w:r>
-          </w:p>
-        </w:tc>
-        <w:tc>
-          <w:tcPr>
-            <w:tcW w:w="3200" w:type="dxa"/>
-            <w:vAlign w:val="center"/>
-          </w:tcPr>
-          <w:p>
-            <w:pPr>
-              <w:jc w:val="right"/>
-              <w:spacing w:after="20" w:line="240" w:lineRule="auto"/>
-            </w:pPr>
-            <w:r>
-              <w:rPr>
-                <w:rFonts w:ascii="Times New Roman" w:hAnsi="Times New Roman" w:cs="Times New Roman"/>
-                <w:b/>
-                <w:bCs/>
-                <w:sz w:val="28"/>
-                <w:szCs w:val="28"/>
-                <w:lang w:val="uz-Cyrl-UZ"/>
-              </w:rPr>
-              <w:t xml:space="preserve">Ш. Каримов</w:t>
-            </w:r>
-          </w:p>
-          <w:p>
-            <w:pPr>
-              <w:jc w:val="right"/>
-              <w:spacing w:after="20" w:line="240" w:lineRule="auto"/>
-            </w:pPr>
-            <w:r>
-              <w:rPr>
-                <w:rFonts w:ascii="Times New Roman" w:hAnsi="Times New Roman" w:cs="Times New Roman"/>
-                <w:sz w:val="28"/>
-                <w:szCs w:val="28"/>
-                <w:lang w:val="uz-Cyrl-UZ"/>
-              </w:rPr>
-              <w:t xml:space="preserve">Бошқарув раиси</w:t>
-            </w:r>
-          </w:p>
-        </w:tc>
-      </w:tr>
-    </w:tbl>
     <w:p/>
     <w:tbl>
       <w:tblPr>
@@ -1296,16 +1153,87 @@
           <w:p>
             <w:pPr>
               <w:jc w:val="center"/>
-              <w:spacing w:after="20"/>
-            </w:pPr>
-            <w:r>
-              <w:rPr>
-                <w:rFonts w:ascii="Times New Roman" w:hAnsi="Times New Roman" w:cs="Times New Roman"/>
-                <w:sz w:val="28"/>
-                <w:szCs w:val="28"/>
-                <w:lang w:val="uz-Cyrl-UZ"/>
-              </w:rPr>
-              <w:t xml:space="preserve">Е-ИМЗО билан тасдиқланган (юқорида)</w:t>
+              <w:spacing w:after="0"/>
+            </w:pPr>
+            <w:r>
+              <w:drawing>
+                <wp:inline distT="0" distB="0" distL="0" distR="0">
+                  <wp:extent cx="760000" cy="760000"/>
+                  <wp:effectExtent l="0" t="0" r="0" b="0"/>
+                  <wp:docPr id="1" name="QR1"/>
+                  <wp:cNvGraphicFramePr/>
+                  <a:graphic xmlns:a="http://schemas.openxmlformats.org/drawingml/2006/main">
+                    <a:graphicData uri="http://schemas.openxmlformats.org/drawingml/2006/picture">
+                      <pic:pic xmlns:pic="http://schemas.openxmlformats.org/drawingml/2006/picture">
+                        <pic:nvPicPr>
+                          <pic:cNvPr id="1" name="QR1"/>
+                          <pic:cNvPicPr/>
+                        </pic:nvPicPr>
+                        <pic:blipFill>
+                          <a:blip r:embed="rIdImg1"/>
+                          <a:stretch>
+                            <a:fillRect/>
+                          </a:stretch>
+                        </pic:blipFill>
+                        <pic:spPr>
+                          <a:xfrm>
+                            <a:off x="0" y="0"/>
+                            <a:ext cx="760000" cy="760000"/>
+                          </a:xfrm>
+                          <a:prstGeom prst="rect">
+                            <a:avLst/>
+                          </a:prstGeom>
+                        </pic:spPr>
+                      </pic:pic>
+                    </a:graphicData>
+                  </a:graphic>
+                </wp:inline>
+              </w:drawing>
+            </w:r>
+          </w:p>
+          <w:p>
+            <w:pPr>
+              <w:jc w:val="center"/>
+              <w:spacing w:after="20"/>
+            </w:pPr>
+            <w:r>
+              <w:rPr>
+                <w:rFonts w:ascii="Times New Roman" w:hAnsi="Times New Roman" w:cs="Times New Roman"/>
+                <w:sz w:val="28"/>
+                <w:szCs w:val="28"/>
+                <w:lang w:val="uz-Cyrl-UZ"/>
+              </w:rPr>
+              <w:t xml:space="preserve">Е-ИМЗО: Ш. Каримов</w:t>
+            </w:r>
+          </w:p>
+          <w:p>
+            <w:pPr>
+              <w:jc w:val="center"/>
+              <w:spacing w:after="20"/>
+            </w:pPr>
+            <w:r>
+              <w:rPr>
+                <w:rFonts w:ascii="Times New Roman" w:hAnsi="Times New Roman" w:cs="Times New Roman"/>
+                <w:sz w:val="28"/>
+                <w:szCs w:val="28"/>
+                <w:lang w:val="uz-Cyrl-UZ"/>
+              </w:rPr>
+              <w:t xml:space="preserve">Бошқарув раиси</w:t>
+            </w:r>
+          </w:p>
+          <w:p>
+            <w:pPr>
+              <w:jc w:val="center"/>
+              <w:spacing w:after="20"/>
+            </w:pPr>
+            <w:r>
+              <w:rPr>
+                <w:rFonts w:ascii="Times New Roman" w:hAnsi="Times New Roman" w:cs="Times New Roman"/>
+                <w:sz w:val="28"/>
+                <w:szCs w:val="28"/>
+                <w:lang w:val="uz-Cyrl-UZ"/>
+              </w:rPr>
+              <w:t xml:space="preserve">17-сон, 2026-йил 30-июн</w:t>
             </w:r>
           </w:p>
         </w:tc>
@@ -1346,52 +1274,52 @@
                 <w:szCs w:val="28"/>
                 <w:lang w:val="uz-Cyrl-UZ"/>
               </w:rPr>
-              <w:t xml:space="preserve">«MEGA BUILD» МЧЖ</w:t>
-            </w:r>
-          </w:p>
-          <w:p>
-            <w:pPr>
-              <w:jc w:val="center"/>
-              <w:spacing w:after="20"/>
-            </w:pPr>
-            <w:r>
-              <w:rPr>
-                <w:rFonts w:ascii="Times New Roman" w:hAnsi="Times New Roman" w:cs="Times New Roman"/>
-                <w:sz w:val="28"/>
-                <w:szCs w:val="28"/>
-                <w:lang w:val="uz-Cyrl-UZ"/>
-              </w:rPr>
-              <w:t xml:space="preserve">ФИО: Набиев Жамшид</w:t>
-            </w:r>
-          </w:p>
-          <w:p>
-            <w:pPr>
-              <w:jc w:val="center"/>
-              <w:spacing w:after="20"/>
-            </w:pPr>
-            <w:r>
-              <w:rPr>
-                <w:rFonts w:ascii="Times New Roman" w:hAnsi="Times New Roman" w:cs="Times New Roman"/>
-                <w:sz w:val="28"/>
-                <w:szCs w:val="28"/>
-                <w:lang w:val="uz-Cyrl-UZ"/>
-              </w:rPr>
-              <w:t xml:space="preserve">Манзил: Мирзо-Улуғбек тумани, Қатортол кўчаси, №112</w:t>
-            </w:r>
-          </w:p>
-          <w:p>
-            <w:pPr>
-              <w:jc w:val="center"/>
-              <w:spacing w:after="20"/>
-            </w:pPr>
-            <w:r>
-              <w:rPr>
-                <w:rFonts w:ascii="Times New Roman" w:hAnsi="Times New Roman" w:cs="Times New Roman"/>
-                <w:sz w:val="28"/>
-                <w:szCs w:val="28"/>
-                <w:lang w:val="uz-Cyrl-UZ"/>
-              </w:rPr>
-              <w:t xml:space="preserve">СТИР (ЖШШИР): 30000000055555</w:t>
+              <w:t xml:space="preserve">«GREEN GARDEN» МЧЖ</w:t>
+            </w:r>
+          </w:p>
+          <w:p>
+            <w:pPr>
+              <w:jc w:val="center"/>
+              <w:spacing w:after="20"/>
+            </w:pPr>
+            <w:r>
+              <w:rPr>
+                <w:rFonts w:ascii="Times New Roman" w:hAnsi="Times New Roman" w:cs="Times New Roman"/>
+                <w:sz w:val="28"/>
+                <w:szCs w:val="28"/>
+                <w:lang w:val="uz-Cyrl-UZ"/>
+              </w:rPr>
+              <w:t xml:space="preserve">ФИО: Полатов Бойсун Ғозиевич</w:t>
+            </w:r>
+          </w:p>
+          <w:p>
+            <w:pPr>
+              <w:jc w:val="center"/>
+              <w:spacing w:after="20"/>
+            </w:pPr>
+            <w:r>
+              <w:rPr>
+                <w:rFonts w:ascii="Times New Roman" w:hAnsi="Times New Roman" w:cs="Times New Roman"/>
+                <w:sz w:val="28"/>
+                <w:szCs w:val="28"/>
+                <w:lang w:val="uz-Cyrl-UZ"/>
+              </w:rPr>
+              <w:t xml:space="preserve">Манзил: Мирзо-Улуғбек тумани, Истиқлол кўчаси, №81</w:t>
+            </w:r>
+          </w:p>
+          <w:p>
+            <w:pPr>
+              <w:jc w:val="center"/>
+              <w:spacing w:after="20"/>
+            </w:pPr>
+            <w:r>
+              <w:rPr>
+                <w:rFonts w:ascii="Times New Roman" w:hAnsi="Times New Roman" w:cs="Times New Roman"/>
+                <w:sz w:val="28"/>
+                <w:szCs w:val="28"/>
+                <w:lang w:val="uz-Cyrl-UZ"/>
+              </w:rPr>
+              <w:t xml:space="preserve">СТИР (ЖШШИР): 31234567890123</w:t>
             </w:r>
           </w:p>
           <w:p>
@@ -1477,22 +1405,22 @@
                 <w:szCs w:val="28"/>
                 <w:lang w:val="uz-Cyrl-UZ"/>
               </w:rPr>
-              <w:t xml:space="preserve">Е-ИМЗО: Набиев Жамшид</w:t>
-            </w:r>
-          </w:p>
-          <w:p>
-            <w:pPr>
-              <w:jc w:val="center"/>
-              <w:spacing w:after="20"/>
-            </w:pPr>
-            <w:r>
-              <w:rPr>
-                <w:rFonts w:ascii="Times New Roman" w:hAnsi="Times New Roman" w:cs="Times New Roman"/>
-                <w:sz w:val="28"/>
-                <w:szCs w:val="28"/>
-                <w:lang w:val="uz-Cyrl-UZ"/>
-              </w:rPr>
-              <w:t xml:space="preserve">2026-йил 26-июн</w:t>
+              <w:t xml:space="preserve">Е-ИМЗО: Полатов Бойсун Ғозиевич</w:t>
+            </w:r>
+          </w:p>
+          <w:p>
+            <w:pPr>
+              <w:jc w:val="center"/>
+              <w:spacing w:after="20"/>
+            </w:pPr>
+            <w:r>
+              <w:rPr>
+                <w:rFonts w:ascii="Times New Roman" w:hAnsi="Times New Roman" w:cs="Times New Roman"/>
+                <w:sz w:val="28"/>
+                <w:szCs w:val="28"/>
+                <w:lang w:val="uz-Cyrl-UZ"/>
+              </w:rPr>
+              <w:t xml:space="preserve">2026-йил 30-июн</w:t>
             </w:r>
           </w:p>
         </w:tc>

--- a/public/uploads/contracts/draft-17.docx
+++ b/public/uploads/contracts/draft-17.docx
@@ -51,24 +51,24 @@
           <w:szCs w:val="28"/>
           <w:lang w:val="uz-Cyrl-UZ"/>
         </w:rPr>
-        <w:t xml:space="preserve">2026 йил 30-июн          А-25-VENVU-сон                                        Тошкент шаҳри ш.</w:t>
-      </w:r>
-    </w:p>
-    <w:p/>
-    <w:p>
-      <w:pPr>
-        <w:spacing w:after="0" w:line="240" w:lineRule="auto"/>
-        <w:ind w:firstLine="851"/>
-        <w:jc w:val="both"/>
-      </w:pPr>
-      <w:r>
-        <w:rPr>
-          <w:rFonts w:ascii="Times New Roman" w:hAnsi="Times New Roman" w:cs="Times New Roman"/>
-          <w:sz w:val="28"/>
-          <w:szCs w:val="28"/>
-          <w:lang w:val="uz-Cyrl-UZ"/>
-        </w:rPr>
-        <w:t xml:space="preserve">Кейинги ўринларда “Ижарага берувчи” деб номланадиган Тошкент шаҳар ҳокимияти томонидан ва кейинги ўринларда “Ижарага олувчи” деб номланадиган Полатов Бойсун Ғозиевич («GREEN GARDEN» МЧЖ) томонидан мазкур шартномани Ўзбекистон Республикаси Ягона интерактив давлат хизматлари портали орқали 2026 йил 30-июн да келиб тушган А-25-VENVU-сон аризага биноан тузди.</w:t>
+        <w:t xml:space="preserve">2026 йил 1-июл          А-26-6BONF-сон                                        Тошкент шаҳри ш.</w:t>
+      </w:r>
+    </w:p>
+    <w:p/>
+    <w:p>
+      <w:pPr>
+        <w:spacing w:after="0" w:line="240" w:lineRule="auto"/>
+        <w:ind w:firstLine="851"/>
+        <w:jc w:val="both"/>
+      </w:pPr>
+      <w:r>
+        <w:rPr>
+          <w:rFonts w:ascii="Times New Roman" w:hAnsi="Times New Roman" w:cs="Times New Roman"/>
+          <w:sz w:val="28"/>
+          <w:szCs w:val="28"/>
+          <w:lang w:val="uz-Cyrl-UZ"/>
+        </w:rPr>
+        <w:t xml:space="preserve">Кейинги ўринларда “Ижарага берувчи” деб номланадиган Тошкент шаҳар ҳокимияти томонидан ва кейинги ўринларда “Ижарага олувчи” деб номланадиган Тўраев Ботир («GREEN GARDEN» МЧЖ) томонидан мазкур шартномани Ўзбекистон Республикаси Ягона интерактив давлат хизматлари портали орқали 2026 йил 1-июл да келиб тушган А-26-6BONF-сон аризага биноан тузди.</w:t>
       </w:r>
     </w:p>
     <w:p/>
@@ -120,7 +120,7 @@
           <w:szCs w:val="28"/>
           <w:lang w:val="uz-Cyrl-UZ"/>
         </w:rPr>
-        <w:t xml:space="preserve">1.2. Ижарага берувчи ер участкасини 2026 йил 30-июн дан 1 (бир) йил муддатга ижарага беради, Ижарага олувчи эса ўзига тегишли бўлган Тошкент шаҳрининг Мирзо-Улуғбек туманидаги Мирзо-Улуғбек тумани, Истиқлол кўчаси, №81 манзилда жойлашган «GREEN GARDEN» МЧЖ объекти (ер участкаси)га туташ ҳудуддаги кейинчалик “Ер участкаси” деб номланувчи 55 кв.м ер майдонни Гулчилик фаолиятини ташкил этиш учун ижарага олади.</w:t>
+        <w:t xml:space="preserve">1.2. Ижарага берувчи ер участкасини 2026 йил 1-июл дан 1 (бир) йил муддатга ижарага беради, Ижарага олувчи эса ўзига тегишли бўлган Тошкент шаҳрининг Мирзо-Улуғбек туманидаги Мирзо-Улуғбек тумани, Ниёзбек йўли кўчаси, №85 манзилда жойлашган «GREEN GARDEN» МЧЖ объекти (ер участкаси)га туташ ҳудуддаги кейинчалик “Ер участкаси” деб номланувчи 30 кв.м ер майдонни Гулчилик фаолиятини ташкил этиш учун ижарага олади.</w:t>
       </w:r>
     </w:p>
     <w:p/>
@@ -257,24 +257,24 @@
           <w:szCs w:val="28"/>
           <w:lang w:val="uz-Cyrl-UZ"/>
         </w:rPr>
-        <w:t xml:space="preserve">2.5. Ер участкаси тадбиркорлик фаолиятини амалга ошириш учун берилади ва қуйидаги мақсадда фойдаланилади: Савдо сотиқ.</w:t>
-      </w:r>
-    </w:p>
-    <w:p/>
-    <w:p>
-      <w:pPr>
-        <w:spacing w:after="0" w:line="240" w:lineRule="auto"/>
-        <w:ind w:firstLine="851"/>
-        <w:jc w:val="both"/>
-      </w:pPr>
-      <w:r>
-        <w:rPr>
-          <w:rFonts w:ascii="Times New Roman" w:hAnsi="Times New Roman" w:cs="Times New Roman"/>
-          <w:sz w:val="28"/>
-          <w:szCs w:val="28"/>
-          <w:lang w:val="uz-Cyrl-UZ"/>
-        </w:rPr>
-        <w:t xml:space="preserve">2.6. Объект жойлашган кўча тури: Гастрономик кўча. Кадастр рақами: 10:11:02:01:06:0116.</w:t>
+        <w:t xml:space="preserve">2.5. Ер участкаси тадбиркорлик фаолиятини амалга ошириш учун берилади ва қуйидаги мақсадда фойдаланилади: Умумий овқатланиш.</w:t>
+      </w:r>
+    </w:p>
+    <w:p/>
+    <w:p>
+      <w:pPr>
+        <w:spacing w:after="0" w:line="240" w:lineRule="auto"/>
+        <w:ind w:firstLine="851"/>
+        <w:jc w:val="both"/>
+      </w:pPr>
+      <w:r>
+        <w:rPr>
+          <w:rFonts w:ascii="Times New Roman" w:hAnsi="Times New Roman" w:cs="Times New Roman"/>
+          <w:sz w:val="28"/>
+          <w:szCs w:val="28"/>
+          <w:lang w:val="uz-Cyrl-UZ"/>
+        </w:rPr>
+        <w:t xml:space="preserve">2.6. Объект жойлашган кўча тури: Оддий кўча. Кадастр рақами: 10:11:01:03:04:0116.</w:t>
       </w:r>
     </w:p>
     <w:p/>
@@ -343,7 +343,7 @@
           <w:szCs w:val="28"/>
           <w:lang w:val="uz-Cyrl-UZ"/>
         </w:rPr>
-        <w:t xml:space="preserve">3.3. Ер участкаси учун йиллик ижара тўлови 29 700 000 сўмни ташкил этади ва йиллик ижара тўлов суммасининг тенг миқдорга бўлган ҳолда ҳар ойда (ойлик 2 475 000 сўм) амалга оширилади.</w:t>
+        <w:t xml:space="preserve">3.3. Ер участкаси учун йиллик ижара тўлови 16 200 000 сўмни ташкил этади ва йиллик ижара тўлов суммасининг тенг миқдорга бўлган ҳолда ҳар ойда (ойлик 1 350 000 сўм) амалга оширилади.</w:t>
       </w:r>
     </w:p>
     <w:p/>
@@ -1233,7 +1233,7 @@
                 <w:szCs w:val="28"/>
                 <w:lang w:val="uz-Cyrl-UZ"/>
               </w:rPr>
-              <w:t xml:space="preserve">17-сон, 2026-йил 30-июн</w:t>
+              <w:t xml:space="preserve">17-сон, 2026-йил 1-июл</w:t>
             </w:r>
           </w:p>
         </w:tc>
@@ -1289,37 +1289,37 @@
                 <w:szCs w:val="28"/>
                 <w:lang w:val="uz-Cyrl-UZ"/>
               </w:rPr>
-              <w:t xml:space="preserve">ФИО: Полатов Бойсун Ғозиевич</w:t>
-            </w:r>
-          </w:p>
-          <w:p>
-            <w:pPr>
-              <w:jc w:val="center"/>
-              <w:spacing w:after="20"/>
-            </w:pPr>
-            <w:r>
-              <w:rPr>
-                <w:rFonts w:ascii="Times New Roman" w:hAnsi="Times New Roman" w:cs="Times New Roman"/>
-                <w:sz w:val="28"/>
-                <w:szCs w:val="28"/>
-                <w:lang w:val="uz-Cyrl-UZ"/>
-              </w:rPr>
-              <w:t xml:space="preserve">Манзил: Мирзо-Улуғбек тумани, Истиқлол кўчаси, №81</w:t>
-            </w:r>
-          </w:p>
-          <w:p>
-            <w:pPr>
-              <w:jc w:val="center"/>
-              <w:spacing w:after="20"/>
-            </w:pPr>
-            <w:r>
-              <w:rPr>
-                <w:rFonts w:ascii="Times New Roman" w:hAnsi="Times New Roman" w:cs="Times New Roman"/>
-                <w:sz w:val="28"/>
-                <w:szCs w:val="28"/>
-                <w:lang w:val="uz-Cyrl-UZ"/>
-              </w:rPr>
-              <w:t xml:space="preserve">СТИР (ЖШШИР): 31234567890123</w:t>
+              <w:t xml:space="preserve">ФИО: Тўраев Ботир</w:t>
+            </w:r>
+          </w:p>
+          <w:p>
+            <w:pPr>
+              <w:jc w:val="center"/>
+              <w:spacing w:after="20"/>
+            </w:pPr>
+            <w:r>
+              <w:rPr>
+                <w:rFonts w:ascii="Times New Roman" w:hAnsi="Times New Roman" w:cs="Times New Roman"/>
+                <w:sz w:val="28"/>
+                <w:szCs w:val="28"/>
+                <w:lang w:val="uz-Cyrl-UZ"/>
+              </w:rPr>
+              <w:t xml:space="preserve">Манзил: Мирзо-Улуғбек тумани, Ниёзбек йўли кўчаси, №85</w:t>
+            </w:r>
+          </w:p>
+          <w:p>
+            <w:pPr>
+              <w:jc w:val="center"/>
+              <w:spacing w:after="20"/>
+            </w:pPr>
+            <w:r>
+              <w:rPr>
+                <w:rFonts w:ascii="Times New Roman" w:hAnsi="Times New Roman" w:cs="Times New Roman"/>
+                <w:sz w:val="28"/>
+                <w:szCs w:val="28"/>
+                <w:lang w:val="uz-Cyrl-UZ"/>
+              </w:rPr>
+              <w:t xml:space="preserve">СТИР (ЖШШИР): 30000000077777</w:t>
             </w:r>
           </w:p>
           <w:p>
@@ -1405,22 +1405,22 @@
                 <w:szCs w:val="28"/>
                 <w:lang w:val="uz-Cyrl-UZ"/>
               </w:rPr>
-              <w:t xml:space="preserve">Е-ИМЗО: Полатов Бойсун Ғозиевич</w:t>
-            </w:r>
-          </w:p>
-          <w:p>
-            <w:pPr>
-              <w:jc w:val="center"/>
-              <w:spacing w:after="20"/>
-            </w:pPr>
-            <w:r>
-              <w:rPr>
-                <w:rFonts w:ascii="Times New Roman" w:hAnsi="Times New Roman" w:cs="Times New Roman"/>
-                <w:sz w:val="28"/>
-                <w:szCs w:val="28"/>
-                <w:lang w:val="uz-Cyrl-UZ"/>
-              </w:rPr>
-              <w:t xml:space="preserve">2026-йил 30-июн</w:t>
+              <w:t xml:space="preserve">Е-ИМЗО: Тўраев Ботир</w:t>
+            </w:r>
+          </w:p>
+          <w:p>
+            <w:pPr>
+              <w:jc w:val="center"/>
+              <w:spacing w:after="20"/>
+            </w:pPr>
+            <w:r>
+              <w:rPr>
+                <w:rFonts w:ascii="Times New Roman" w:hAnsi="Times New Roman" w:cs="Times New Roman"/>
+                <w:sz w:val="28"/>
+                <w:szCs w:val="28"/>
+                <w:lang w:val="uz-Cyrl-UZ"/>
+              </w:rPr>
+              <w:t xml:space="preserve">2026-йил 1-июл</w:t>
             </w:r>
           </w:p>
         </w:tc>

--- a/public/uploads/contracts/draft-17.docx
+++ b/public/uploads/contracts/draft-17.docx
@@ -51,24 +51,24 @@
           <w:szCs w:val="28"/>
           <w:lang w:val="uz-Cyrl-UZ"/>
         </w:rPr>
-        <w:t xml:space="preserve">2026 йил 1-июл          А-26-6BONF-сон                                        Тошкент шаҳри ш.</w:t>
-      </w:r>
-    </w:p>
-    <w:p/>
-    <w:p>
-      <w:pPr>
-        <w:spacing w:after="0" w:line="240" w:lineRule="auto"/>
-        <w:ind w:firstLine="851"/>
-        <w:jc w:val="both"/>
-      </w:pPr>
-      <w:r>
-        <w:rPr>
-          <w:rFonts w:ascii="Times New Roman" w:hAnsi="Times New Roman" w:cs="Times New Roman"/>
-          <w:sz w:val="28"/>
-          <w:szCs w:val="28"/>
-          <w:lang w:val="uz-Cyrl-UZ"/>
-        </w:rPr>
-        <w:t xml:space="preserve">Кейинги ўринларда “Ижарага берувчи” деб номланадиган Тошкент шаҳар ҳокимияти томонидан ва кейинги ўринларда “Ижарага олувчи” деб номланадиган Тўраев Ботир («GREEN GARDEN» МЧЖ) томонидан мазкур шартномани Ўзбекистон Республикаси Ягона интерактив давлат хизматлари портали орқали 2026 йил 1-июл да келиб тушган А-26-6BONF-сон аризага биноан тузди.</w:t>
+        <w:t xml:space="preserve">2026 йил 1-июл          А-26-6VJJ2-сон                                        Тошкент шаҳри ш.</w:t>
+      </w:r>
+    </w:p>
+    <w:p/>
+    <w:p>
+      <w:pPr>
+        <w:spacing w:after="0" w:line="240" w:lineRule="auto"/>
+        <w:ind w:firstLine="851"/>
+        <w:jc w:val="both"/>
+      </w:pPr>
+      <w:r>
+        <w:rPr>
+          <w:rFonts w:ascii="Times New Roman" w:hAnsi="Times New Roman" w:cs="Times New Roman"/>
+          <w:sz w:val="28"/>
+          <w:szCs w:val="28"/>
+          <w:lang w:val="uz-Cyrl-UZ"/>
+        </w:rPr>
+        <w:t xml:space="preserve">Кейинги ўринларда “Ижарага берувчи” деб номланадиган Тошкент шаҳар ҳокимияти томонидан ва кейинги ўринларда “Ижарага олувчи” деб номланадиган Саидова Гулнора («GREEN GARDEN» МЧЖ) томонидан мазкур шартномани Ўзбекистон Республикаси Ягона интерактив давлат хизматлари портали орқали 2026 йил 1-июл да келиб тушган А-26-6VJJ2-сон аризага биноан тузди.</w:t>
       </w:r>
     </w:p>
     <w:p/>
@@ -120,7 +120,7 @@
           <w:szCs w:val="28"/>
           <w:lang w:val="uz-Cyrl-UZ"/>
         </w:rPr>
-        <w:t xml:space="preserve">1.2. Ижарага берувчи ер участкасини 2026 йил 1-июл дан 1 (бир) йил муддатга ижарага беради, Ижарага олувчи эса ўзига тегишли бўлган Тошкент шаҳрининг Мирзо-Улуғбек туманидаги Мирзо-Улуғбек тумани, Ниёзбек йўли кўчаси, №85 манзилда жойлашган «GREEN GARDEN» МЧЖ объекти (ер участкаси)га туташ ҳудуддаги кейинчалик “Ер участкаси” деб номланувчи 30 кв.м ер майдонни Гулчилик фаолиятини ташкил этиш учун ижарага олади.</w:t>
+        <w:t xml:space="preserve">1.2. Ижарага берувчи ер участкасини 2026 йил 1-июл дан 1 (бир) йил муддатга ижарага беради, Ижарага олувчи эса ўзига тегишли бўлган Тошкент шаҳрининг Мирзо-Улуғбек туманидаги Мирзо-Улуғбек тумани, Фурқат кўчаси, №83 манзилда жойлашган «GREEN GARDEN» МЧЖ объекти (ер участкаси)га туташ ҳудуддаги кейинчалик “Ер участкаси” деб номланувчи 78 кв.м ер майдонни Умумий овқатланиш фаолиятини ташкил этиш учун ижарага олади.</w:t>
       </w:r>
     </w:p>
     <w:p/>
@@ -257,24 +257,24 @@
           <w:szCs w:val="28"/>
           <w:lang w:val="uz-Cyrl-UZ"/>
         </w:rPr>
-        <w:t xml:space="preserve">2.5. Ер участкаси тадбиркорлик фаолиятини амалга ошириш учун берилади ва қуйидаги мақсадда фойдаланилади: Умумий овқатланиш.</w:t>
-      </w:r>
-    </w:p>
-    <w:p/>
-    <w:p>
-      <w:pPr>
-        <w:spacing w:after="0" w:line="240" w:lineRule="auto"/>
-        <w:ind w:firstLine="851"/>
-        <w:jc w:val="both"/>
-      </w:pPr>
-      <w:r>
-        <w:rPr>
-          <w:rFonts w:ascii="Times New Roman" w:hAnsi="Times New Roman" w:cs="Times New Roman"/>
-          <w:sz w:val="28"/>
-          <w:szCs w:val="28"/>
-          <w:lang w:val="uz-Cyrl-UZ"/>
-        </w:rPr>
-        <w:t xml:space="preserve">2.6. Объект жойлашган кўча тури: Оддий кўча. Кадастр рақами: 10:11:01:03:04:0116.</w:t>
+        <w:t xml:space="preserve">2.5. Ер участкаси тадбиркорлик фаолиятини амалга ошириш учун берилади ва қуйидаги мақсадда фойдаланилади: Хизмат.</w:t>
+      </w:r>
+    </w:p>
+    <w:p/>
+    <w:p>
+      <w:pPr>
+        <w:spacing w:after="0" w:line="240" w:lineRule="auto"/>
+        <w:ind w:firstLine="851"/>
+        <w:jc w:val="both"/>
+      </w:pPr>
+      <w:r>
+        <w:rPr>
+          <w:rFonts w:ascii="Times New Roman" w:hAnsi="Times New Roman" w:cs="Times New Roman"/>
+          <w:sz w:val="28"/>
+          <w:szCs w:val="28"/>
+          <w:lang w:val="uz-Cyrl-UZ"/>
+        </w:rPr>
+        <w:t xml:space="preserve">2.6. Объект жойлашган кўча тури: Ички. Кадастр рақами: 10:11:08:09:04:0116.</w:t>
       </w:r>
     </w:p>
     <w:p/>
@@ -343,7 +343,7 @@
           <w:szCs w:val="28"/>
           <w:lang w:val="uz-Cyrl-UZ"/>
         </w:rPr>
-        <w:t xml:space="preserve">3.3. Ер участкаси учун йиллик ижара тўлови 16 200 000 сўмни ташкил этади ва йиллик ижара тўлов суммасининг тенг миқдорга бўлган ҳолда ҳар ойда (ойлик 1 350 000 сўм) амалга оширилади.</w:t>
+        <w:t xml:space="preserve">3.3. Ер участкаси учун йиллик ижара тўлови 42 120 000 сўмни ташкил этади ва йиллик ижара тўлов суммасининг тенг миқдорга бўлган ҳолда ҳар ойда (ойлик 3 510 000 сўм) амалга оширилади.</w:t>
       </w:r>
     </w:p>
     <w:p/>
@@ -1289,7 +1289,7 @@
                 <w:szCs w:val="28"/>
                 <w:lang w:val="uz-Cyrl-UZ"/>
               </w:rPr>
-              <w:t xml:space="preserve">ФИО: Тўраев Ботир</w:t>
+              <w:t xml:space="preserve">ФИО: Саидова Гулнора</w:t>
             </w:r>
           </w:p>
           <w:p>
@@ -1304,7 +1304,7 @@
                 <w:szCs w:val="28"/>
                 <w:lang w:val="uz-Cyrl-UZ"/>
               </w:rPr>
-              <w:t xml:space="preserve">Манзил: Мирзо-Улуғбек тумани, Ниёзбек йўли кўчаси, №85</w:t>
+              <w:t xml:space="preserve">Манзил: Мирзо-Улуғбек тумани, Фурқат кўчаси, №83</w:t>
             </w:r>
           </w:p>
           <w:p>
@@ -1319,7 +1319,7 @@
                 <w:szCs w:val="28"/>
                 <w:lang w:val="uz-Cyrl-UZ"/>
               </w:rPr>
-              <w:t xml:space="preserve">СТИР (ЖШШИР): 30000000077777</w:t>
+              <w:t xml:space="preserve">СТИР (ЖШШИР): 30000000088888</w:t>
             </w:r>
           </w:p>
           <w:p>
@@ -1405,7 +1405,7 @@
                 <w:szCs w:val="28"/>
                 <w:lang w:val="uz-Cyrl-UZ"/>
               </w:rPr>
-              <w:t xml:space="preserve">Е-ИМЗО: Тўраев Ботир</w:t>
+              <w:t xml:space="preserve">Е-ИМЗО: Саидова Гулнора</w:t>
             </w:r>
           </w:p>
           <w:p>
@@ -1421,6 +1421,661 @@
                 <w:lang w:val="uz-Cyrl-UZ"/>
               </w:rPr>
               <w:t xml:space="preserve">2026-йил 1-июл</w:t>
+            </w:r>
+          </w:p>
+        </w:tc>
+      </w:tr>
+    </w:tbl>
+    <w:p>
+      <w:r>
+        <w:br w:type="page"/>
+      </w:r>
+    </w:p>
+    <w:p>
+      <w:pPr>
+        <w:spacing w:before="120" w:after="120" w:line="240" w:lineRule="auto"/>
+        <w:jc w:val="center"/>
+      </w:pPr>
+      <w:r>
+        <w:rPr>
+          <w:rFonts w:ascii="Times New Roman" w:hAnsi="Times New Roman" w:cs="Times New Roman"/>
+          <w:b/>
+          <w:bCs/>
+          <w:sz w:val="28"/>
+          <w:szCs w:val="28"/>
+          <w:lang w:val="uz-Cyrl-UZ"/>
+        </w:rPr>
+        <w:t xml:space="preserve">2026-йил “____” __________даги</w:t>
+      </w:r>
+    </w:p>
+    <w:p>
+      <w:pPr>
+        <w:spacing w:before="120" w:after="120" w:line="240" w:lineRule="auto"/>
+        <w:jc w:val="center"/>
+      </w:pPr>
+      <w:r>
+        <w:rPr>
+          <w:rFonts w:ascii="Times New Roman" w:hAnsi="Times New Roman" w:cs="Times New Roman"/>
+          <w:b/>
+          <w:bCs/>
+          <w:sz w:val="28"/>
+          <w:szCs w:val="28"/>
+          <w:lang w:val="uz-Cyrl-UZ"/>
+        </w:rPr>
+        <w:t xml:space="preserve">ART-2026-A-17-сонли шартномага</w:t>
+      </w:r>
+    </w:p>
+    <w:p>
+      <w:pPr>
+        <w:spacing w:before="120" w:after="120" w:line="240" w:lineRule="auto"/>
+        <w:jc w:val="center"/>
+      </w:pPr>
+      <w:r>
+        <w:rPr>
+          <w:rFonts w:ascii="Times New Roman" w:hAnsi="Times New Roman" w:cs="Times New Roman"/>
+          <w:b/>
+          <w:bCs/>
+          <w:sz w:val="28"/>
+          <w:szCs w:val="28"/>
+          <w:lang w:val="uz-Cyrl-UZ"/>
+        </w:rPr>
+        <w:t xml:space="preserve">ИЛОВА</w:t>
+      </w:r>
+    </w:p>
+    <w:p/>
+    <w:p>
+      <w:pPr>
+        <w:spacing w:before="120" w:after="120" w:line="240" w:lineRule="auto"/>
+        <w:jc w:val="center"/>
+      </w:pPr>
+      <w:r>
+        <w:rPr>
+          <w:rFonts w:ascii="Times New Roman" w:hAnsi="Times New Roman" w:cs="Times New Roman"/>
+          <w:b/>
+          <w:bCs/>
+          <w:sz w:val="28"/>
+          <w:szCs w:val="28"/>
+          <w:lang w:val="uz-Cyrl-UZ"/>
+        </w:rPr>
+        <w:t xml:space="preserve">Йиғимнинг қолган 80% тўлаш</w:t>
+      </w:r>
+    </w:p>
+    <w:p>
+      <w:pPr>
+        <w:spacing w:before="120" w:after="120" w:line="240" w:lineRule="auto"/>
+        <w:jc w:val="center"/>
+      </w:pPr>
+      <w:r>
+        <w:rPr>
+          <w:rFonts w:ascii="Times New Roman" w:hAnsi="Times New Roman" w:cs="Times New Roman"/>
+          <w:b/>
+          <w:bCs/>
+          <w:sz w:val="28"/>
+          <w:szCs w:val="28"/>
+          <w:lang w:val="uz-Cyrl-UZ"/>
+        </w:rPr>
+        <w:t xml:space="preserve">РЕЖА ЖАДВАЛИ</w:t>
+      </w:r>
+    </w:p>
+    <w:tbl>
+      <w:tblPr>
+        <w:tblW w:w="9000" w:type="dxa"/>
+        <w:tblBorders>
+          <w:top w:val="single" w:sz="6"/>
+          <w:left w:val="single" w:sz="6"/>
+          <w:bottom w:val="single" w:sz="6"/>
+          <w:right w:val="single" w:sz="6"/>
+          <w:insideH w:val="single" w:sz="6"/>
+          <w:insideV w:val="single" w:sz="6"/>
+        </w:tblBorders>
+      </w:tblPr>
+      <w:tblGrid>
+        <w:gridCol w:w="850"/>
+        <w:gridCol w:w="2100"/>
+        <w:gridCol w:w="6050"/>
+      </w:tblGrid>
+      <w:tr>
+        <w:tc>
+          <w:tcPr>
+            <w:tcW w:w="850" w:type="dxa"/>
+            <w:vAlign w:val="center"/>
+          </w:tcPr>
+          <w:p>
+            <w:pPr>
+              <w:spacing w:before="120" w:after="120" w:line="240" w:lineRule="auto"/>
+              <w:jc w:val="center"/>
+            </w:pPr>
+            <w:r>
+              <w:rPr>
+                <w:rFonts w:ascii="Times New Roman" w:hAnsi="Times New Roman" w:cs="Times New Roman"/>
+                <w:b/>
+                <w:bCs/>
+                <w:sz w:val="28"/>
+                <w:szCs w:val="28"/>
+                <w:lang w:val="uz-Cyrl-UZ"/>
+              </w:rPr>
+              <w:t xml:space="preserve">1.</w:t>
+            </w:r>
+          </w:p>
+        </w:tc>
+        <w:tc>
+          <w:tcPr>
+            <w:tcW w:w="2100" w:type="dxa"/>
+            <w:vAlign w:val="center"/>
+          </w:tcPr>
+          <w:p>
+            <w:pPr>
+              <w:spacing w:before="120" w:after="120" w:line="240" w:lineRule="auto"/>
+              <w:jc w:val="center"/>
+            </w:pPr>
+            <w:r>
+              <w:rPr>
+                <w:rFonts w:ascii="Times New Roman" w:hAnsi="Times New Roman" w:cs="Times New Roman"/>
+                <w:b/>
+                <w:bCs/>
+                <w:sz w:val="28"/>
+                <w:szCs w:val="28"/>
+                <w:lang w:val="uz-Cyrl-UZ"/>
+              </w:rPr>
+              <w:t xml:space="preserve">20.08.2026</w:t>
+            </w:r>
+          </w:p>
+        </w:tc>
+        <w:tc>
+          <w:tcPr>
+            <w:tcW w:w="6050" w:type="dxa"/>
+            <w:vAlign w:val="center"/>
+          </w:tcPr>
+          <w:p>
+            <w:pPr>
+              <w:spacing w:before="120" w:after="120" w:line="240" w:lineRule="auto"/>
+              <w:jc w:val="center"/>
+            </w:pPr>
+            <w:r>
+              <w:rPr>
+                <w:rFonts w:ascii="Times New Roman" w:hAnsi="Times New Roman" w:cs="Times New Roman"/>
+                <w:b/>
+                <w:bCs/>
+                <w:sz w:val="28"/>
+                <w:szCs w:val="28"/>
+                <w:lang w:val="uz-Cyrl-UZ"/>
+              </w:rPr>
+              <w:t xml:space="preserve">8 424 000.00 сўм</w:t>
+            </w:r>
+          </w:p>
+        </w:tc>
+      </w:tr>
+      <w:tr>
+        <w:tc>
+          <w:tcPr>
+            <w:tcW w:w="850" w:type="dxa"/>
+            <w:vAlign w:val="center"/>
+          </w:tcPr>
+          <w:p>
+            <w:pPr>
+              <w:spacing w:before="120" w:after="120" w:line="240" w:lineRule="auto"/>
+              <w:jc w:val="center"/>
+            </w:pPr>
+            <w:r>
+              <w:rPr>
+                <w:rFonts w:ascii="Times New Roman" w:hAnsi="Times New Roman" w:cs="Times New Roman"/>
+                <w:b/>
+                <w:bCs/>
+                <w:sz w:val="28"/>
+                <w:szCs w:val="28"/>
+                <w:lang w:val="uz-Cyrl-UZ"/>
+              </w:rPr>
+              <w:t xml:space="preserve">2.</w:t>
+            </w:r>
+          </w:p>
+        </w:tc>
+        <w:tc>
+          <w:tcPr>
+            <w:tcW w:w="2100" w:type="dxa"/>
+            <w:vAlign w:val="center"/>
+          </w:tcPr>
+          <w:p>
+            <w:pPr>
+              <w:spacing w:before="120" w:after="120" w:line="240" w:lineRule="auto"/>
+              <w:jc w:val="center"/>
+            </w:pPr>
+            <w:r>
+              <w:rPr>
+                <w:rFonts w:ascii="Times New Roman" w:hAnsi="Times New Roman" w:cs="Times New Roman"/>
+                <w:b/>
+                <w:bCs/>
+                <w:sz w:val="28"/>
+                <w:szCs w:val="28"/>
+                <w:lang w:val="uz-Cyrl-UZ"/>
+              </w:rPr>
+              <w:t xml:space="preserve">20.11.2026</w:t>
+            </w:r>
+          </w:p>
+        </w:tc>
+        <w:tc>
+          <w:tcPr>
+            <w:tcW w:w="6050" w:type="dxa"/>
+            <w:vAlign w:val="center"/>
+          </w:tcPr>
+          <w:p>
+            <w:pPr>
+              <w:spacing w:before="120" w:after="120" w:line="240" w:lineRule="auto"/>
+              <w:jc w:val="center"/>
+            </w:pPr>
+            <w:r>
+              <w:rPr>
+                <w:rFonts w:ascii="Times New Roman" w:hAnsi="Times New Roman" w:cs="Times New Roman"/>
+                <w:b/>
+                <w:bCs/>
+                <w:sz w:val="28"/>
+                <w:szCs w:val="28"/>
+                <w:lang w:val="uz-Cyrl-UZ"/>
+              </w:rPr>
+              <w:t xml:space="preserve">8 424 000.00 сўм</w:t>
+            </w:r>
+          </w:p>
+        </w:tc>
+      </w:tr>
+      <w:tr>
+        <w:tc>
+          <w:tcPr>
+            <w:tcW w:w="850" w:type="dxa"/>
+            <w:vAlign w:val="center"/>
+          </w:tcPr>
+          <w:p>
+            <w:pPr>
+              <w:spacing w:before="120" w:after="120" w:line="240" w:lineRule="auto"/>
+              <w:jc w:val="center"/>
+            </w:pPr>
+            <w:r>
+              <w:rPr>
+                <w:rFonts w:ascii="Times New Roman" w:hAnsi="Times New Roman" w:cs="Times New Roman"/>
+                <w:b/>
+                <w:bCs/>
+                <w:sz w:val="28"/>
+                <w:szCs w:val="28"/>
+                <w:lang w:val="uz-Cyrl-UZ"/>
+              </w:rPr>
+              <w:t xml:space="preserve">3.</w:t>
+            </w:r>
+          </w:p>
+        </w:tc>
+        <w:tc>
+          <w:tcPr>
+            <w:tcW w:w="2100" w:type="dxa"/>
+            <w:vAlign w:val="center"/>
+          </w:tcPr>
+          <w:p>
+            <w:pPr>
+              <w:spacing w:before="120" w:after="120" w:line="240" w:lineRule="auto"/>
+              <w:jc w:val="center"/>
+            </w:pPr>
+            <w:r>
+              <w:rPr>
+                <w:rFonts w:ascii="Times New Roman" w:hAnsi="Times New Roman" w:cs="Times New Roman"/>
+                <w:b/>
+                <w:bCs/>
+                <w:sz w:val="28"/>
+                <w:szCs w:val="28"/>
+                <w:lang w:val="uz-Cyrl-UZ"/>
+              </w:rPr>
+              <w:t xml:space="preserve">20.02.2027</w:t>
+            </w:r>
+          </w:p>
+        </w:tc>
+        <w:tc>
+          <w:tcPr>
+            <w:tcW w:w="6050" w:type="dxa"/>
+            <w:vAlign w:val="center"/>
+          </w:tcPr>
+          <w:p>
+            <w:pPr>
+              <w:spacing w:before="120" w:after="120" w:line="240" w:lineRule="auto"/>
+              <w:jc w:val="center"/>
+            </w:pPr>
+            <w:r>
+              <w:rPr>
+                <w:rFonts w:ascii="Times New Roman" w:hAnsi="Times New Roman" w:cs="Times New Roman"/>
+                <w:b/>
+                <w:bCs/>
+                <w:sz w:val="28"/>
+                <w:szCs w:val="28"/>
+                <w:lang w:val="uz-Cyrl-UZ"/>
+              </w:rPr>
+              <w:t xml:space="preserve">8 424 000.00 сўм</w:t>
+            </w:r>
+          </w:p>
+        </w:tc>
+      </w:tr>
+      <w:tr>
+        <w:tc>
+          <w:tcPr>
+            <w:tcW w:w="850" w:type="dxa"/>
+            <w:vAlign w:val="center"/>
+          </w:tcPr>
+          <w:p>
+            <w:pPr>
+              <w:spacing w:before="120" w:after="120" w:line="240" w:lineRule="auto"/>
+              <w:jc w:val="center"/>
+            </w:pPr>
+            <w:r>
+              <w:rPr>
+                <w:rFonts w:ascii="Times New Roman" w:hAnsi="Times New Roman" w:cs="Times New Roman"/>
+                <w:b/>
+                <w:bCs/>
+                <w:sz w:val="28"/>
+                <w:szCs w:val="28"/>
+                <w:lang w:val="uz-Cyrl-UZ"/>
+              </w:rPr>
+              <w:t xml:space="preserve">4.</w:t>
+            </w:r>
+          </w:p>
+        </w:tc>
+        <w:tc>
+          <w:tcPr>
+            <w:tcW w:w="2100" w:type="dxa"/>
+            <w:vAlign w:val="center"/>
+          </w:tcPr>
+          <w:p>
+            <w:pPr>
+              <w:spacing w:before="120" w:after="120" w:line="240" w:lineRule="auto"/>
+              <w:jc w:val="center"/>
+            </w:pPr>
+            <w:r>
+              <w:rPr>
+                <w:rFonts w:ascii="Times New Roman" w:hAnsi="Times New Roman" w:cs="Times New Roman"/>
+                <w:b/>
+                <w:bCs/>
+                <w:sz w:val="28"/>
+                <w:szCs w:val="28"/>
+                <w:lang w:val="uz-Cyrl-UZ"/>
+              </w:rPr>
+              <w:t xml:space="preserve">20.05.2027</w:t>
+            </w:r>
+          </w:p>
+        </w:tc>
+        <w:tc>
+          <w:tcPr>
+            <w:tcW w:w="6050" w:type="dxa"/>
+            <w:vAlign w:val="center"/>
+          </w:tcPr>
+          <w:p>
+            <w:pPr>
+              <w:spacing w:before="120" w:after="120" w:line="240" w:lineRule="auto"/>
+              <w:jc w:val="center"/>
+            </w:pPr>
+            <w:r>
+              <w:rPr>
+                <w:rFonts w:ascii="Times New Roman" w:hAnsi="Times New Roman" w:cs="Times New Roman"/>
+                <w:b/>
+                <w:bCs/>
+                <w:sz w:val="28"/>
+                <w:szCs w:val="28"/>
+                <w:lang w:val="uz-Cyrl-UZ"/>
+              </w:rPr>
+              <w:t xml:space="preserve">8 424 000.00 сўм</w:t>
+            </w:r>
+          </w:p>
+        </w:tc>
+      </w:tr>
+      <w:tr>
+        <w:tc>
+          <w:tcPr>
+            <w:tcW w:w="850" w:type="dxa"/>
+            <w:vAlign w:val="center"/>
+          </w:tcPr>
+          <w:p>
+            <w:pPr>
+              <w:spacing w:before="120" w:after="120" w:line="240" w:lineRule="auto"/>
+              <w:jc w:val="center"/>
+            </w:pPr>
+            <w:r>
+              <w:rPr>
+                <w:rFonts w:ascii="Times New Roman" w:hAnsi="Times New Roman" w:cs="Times New Roman"/>
+                <w:sz w:val="28"/>
+                <w:szCs w:val="28"/>
+                <w:lang w:val="uz-Cyrl-UZ"/>
+              </w:rPr>
+              <w:t xml:space="preserve"/>
+            </w:r>
+          </w:p>
+        </w:tc>
+        <w:tc>
+          <w:tcPr>
+            <w:tcW w:w="2100" w:type="dxa"/>
+            <w:vAlign w:val="center"/>
+          </w:tcPr>
+          <w:p>
+            <w:pPr>
+              <w:spacing w:before="120" w:after="120" w:line="240" w:lineRule="auto"/>
+              <w:jc w:val="center"/>
+            </w:pPr>
+            <w:r>
+              <w:rPr>
+                <w:rFonts w:ascii="Times New Roman" w:hAnsi="Times New Roman" w:cs="Times New Roman"/>
+                <w:b/>
+                <w:bCs/>
+                <w:sz w:val="28"/>
+                <w:szCs w:val="28"/>
+                <w:lang w:val="uz-Cyrl-UZ"/>
+              </w:rPr>
+              <w:t xml:space="preserve">Жами:</w:t>
+            </w:r>
+          </w:p>
+        </w:tc>
+        <w:tc>
+          <w:tcPr>
+            <w:tcW w:w="6050" w:type="dxa"/>
+            <w:vAlign w:val="center"/>
+          </w:tcPr>
+          <w:p>
+            <w:pPr>
+              <w:spacing w:before="120" w:after="120" w:line="240" w:lineRule="auto"/>
+              <w:jc w:val="center"/>
+            </w:pPr>
+            <w:r>
+              <w:rPr>
+                <w:rFonts w:ascii="Times New Roman" w:hAnsi="Times New Roman" w:cs="Times New Roman"/>
+                <w:b/>
+                <w:bCs/>
+                <w:sz w:val="28"/>
+                <w:szCs w:val="28"/>
+                <w:lang w:val="uz-Cyrl-UZ"/>
+              </w:rPr>
+              <w:t xml:space="preserve">33 696 000.00 сўм</w:t>
+            </w:r>
+          </w:p>
+        </w:tc>
+      </w:tr>
+    </w:tbl>
+    <w:p/>
+    <w:p/>
+    <w:tbl>
+      <w:tblPr>
+        <w:tblW w:w="9000" w:type="dxa"/>
+        <w:tblBorders>
+          <w:top w:val="single" w:sz="6"/>
+          <w:left w:val="single" w:sz="6"/>
+          <w:bottom w:val="single" w:sz="6"/>
+          <w:right w:val="single" w:sz="6"/>
+          <w:insideH w:val="single" w:sz="6"/>
+          <w:insideV w:val="single" w:sz="6"/>
+        </w:tblBorders>
+      </w:tblPr>
+      <w:tr>
+        <w:tc>
+          <w:tcPr>
+            <w:tcW w:w="4500" w:type="dxa"/>
+            <w:tcMar>
+              <w:top w:w="120" w:type="dxa"/>
+              <w:bottom w:w="120" w:type="dxa"/>
+            </w:tcMar>
+          </w:tcPr>
+          <w:p>
+            <w:pPr>
+              <w:spacing w:before="120" w:after="120" w:line="240" w:lineRule="auto"/>
+              <w:jc w:val="center"/>
+            </w:pPr>
+            <w:r>
+              <w:rPr>
+                <w:rFonts w:ascii="Times New Roman" w:hAnsi="Times New Roman" w:cs="Times New Roman"/>
+                <w:b/>
+                <w:bCs/>
+                <w:sz w:val="28"/>
+                <w:szCs w:val="28"/>
+                <w:lang w:val="uz-Cyrl-UZ"/>
+              </w:rPr>
+              <w:t xml:space="preserve">КОМПАНИЯ</w:t>
+            </w:r>
+          </w:p>
+          <w:p>
+            <w:pPr>
+              <w:spacing w:before="120" w:after="120" w:line="240" w:lineRule="auto"/>
+              <w:jc w:val="center"/>
+            </w:pPr>
+            <w:r>
+              <w:rPr>
+                <w:rFonts w:ascii="Times New Roman" w:hAnsi="Times New Roman" w:cs="Times New Roman"/>
+                <w:sz w:val="28"/>
+                <w:szCs w:val="28"/>
+                <w:lang w:val="uz-Cyrl-UZ"/>
+              </w:rPr>
+              <w:t xml:space="preserve"> </w:t>
+            </w:r>
+          </w:p>
+          <w:p>
+            <w:pPr>
+              <w:spacing w:before="120" w:after="120" w:line="240" w:lineRule="auto"/>
+              <w:jc w:val="center"/>
+            </w:pPr>
+            <w:r>
+              <w:rPr>
+                <w:rFonts w:ascii="Times New Roman" w:hAnsi="Times New Roman" w:cs="Times New Roman"/>
+                <w:sz w:val="28"/>
+                <w:szCs w:val="28"/>
+                <w:lang w:val="uz-Cyrl-UZ"/>
+              </w:rPr>
+              <w:t xml:space="preserve"> </w:t>
+            </w:r>
+          </w:p>
+          <w:p>
+            <w:pPr>
+              <w:spacing w:before="120" w:after="120" w:line="240" w:lineRule="auto"/>
+              <w:jc w:val="center"/>
+            </w:pPr>
+            <w:r>
+              <w:rPr>
+                <w:rFonts w:ascii="Times New Roman" w:hAnsi="Times New Roman" w:cs="Times New Roman"/>
+                <w:sz w:val="28"/>
+                <w:szCs w:val="28"/>
+                <w:lang w:val="uz-Cyrl-UZ"/>
+              </w:rPr>
+              <w:t xml:space="preserve">____________________________</w:t>
+            </w:r>
+          </w:p>
+          <w:p>
+            <w:pPr>
+              <w:spacing w:before="120" w:after="120" w:line="240" w:lineRule="auto"/>
+              <w:jc w:val="center"/>
+            </w:pPr>
+            <w:r>
+              <w:rPr>
+                <w:rFonts w:ascii="Times New Roman" w:hAnsi="Times New Roman" w:cs="Times New Roman"/>
+                <w:b/>
+                <w:bCs/>
+                <w:sz w:val="28"/>
+                <w:szCs w:val="28"/>
+                <w:lang w:val="uz-Cyrl-UZ"/>
+              </w:rPr>
+              <w:t xml:space="preserve">Ш. Каримов</w:t>
+            </w:r>
+          </w:p>
+        </w:tc>
+        <w:tc>
+          <w:tcPr>
+            <w:tcW w:w="4500" w:type="dxa"/>
+            <w:tcMar>
+              <w:top w:w="120" w:type="dxa"/>
+              <w:bottom w:w="120" w:type="dxa"/>
+            </w:tcMar>
+          </w:tcPr>
+          <w:p>
+            <w:pPr>
+              <w:spacing w:before="120" w:after="120" w:line="240" w:lineRule="auto"/>
+              <w:jc w:val="center"/>
+            </w:pPr>
+            <w:r>
+              <w:rPr>
+                <w:rFonts w:ascii="Times New Roman" w:hAnsi="Times New Roman" w:cs="Times New Roman"/>
+                <w:b/>
+                <w:bCs/>
+                <w:sz w:val="28"/>
+                <w:szCs w:val="28"/>
+                <w:lang w:val="uz-Cyrl-UZ"/>
+              </w:rPr>
+              <w:t xml:space="preserve">ИНВЕСТОР</w:t>
+            </w:r>
+          </w:p>
+          <w:p>
+            <w:pPr>
+              <w:spacing w:before="120" w:after="120" w:line="240" w:lineRule="auto"/>
+              <w:jc w:val="center"/>
+            </w:pPr>
+            <w:r>
+              <w:rPr>
+                <w:rFonts w:ascii="Times New Roman" w:hAnsi="Times New Roman" w:cs="Times New Roman"/>
+                <w:sz w:val="28"/>
+                <w:szCs w:val="28"/>
+                <w:lang w:val="uz-Cyrl-UZ"/>
+              </w:rPr>
+              <w:t xml:space="preserve"> </w:t>
+            </w:r>
+          </w:p>
+          <w:p>
+            <w:pPr>
+              <w:spacing w:before="120" w:after="120" w:line="240" w:lineRule="auto"/>
+              <w:jc w:val="center"/>
+            </w:pPr>
+            <w:r>
+              <w:rPr>
+                <w:rFonts w:ascii="Times New Roman" w:hAnsi="Times New Roman" w:cs="Times New Roman"/>
+                <w:sz w:val="28"/>
+                <w:szCs w:val="28"/>
+                <w:lang w:val="uz-Cyrl-UZ"/>
+              </w:rPr>
+              <w:t xml:space="preserve"> </w:t>
+            </w:r>
+          </w:p>
+          <w:p>
+            <w:pPr>
+              <w:spacing w:before="120" w:after="120" w:line="240" w:lineRule="auto"/>
+              <w:jc w:val="center"/>
+            </w:pPr>
+            <w:r>
+              <w:rPr>
+                <w:rFonts w:ascii="Times New Roman" w:hAnsi="Times New Roman" w:cs="Times New Roman"/>
+                <w:sz w:val="28"/>
+                <w:szCs w:val="28"/>
+                <w:lang w:val="uz-Cyrl-UZ"/>
+              </w:rPr>
+              <w:t xml:space="preserve">____________________________</w:t>
+            </w:r>
+          </w:p>
+          <w:p>
+            <w:pPr>
+              <w:spacing w:before="120" w:after="120" w:line="240" w:lineRule="auto"/>
+              <w:jc w:val="center"/>
+            </w:pPr>
+            <w:r>
+              <w:rPr>
+                <w:rFonts w:ascii="Times New Roman" w:hAnsi="Times New Roman" w:cs="Times New Roman"/>
+                <w:b/>
+                <w:bCs/>
+                <w:sz w:val="28"/>
+                <w:szCs w:val="28"/>
+                <w:lang w:val="uz-Cyrl-UZ"/>
+              </w:rPr>
+              <w:t xml:space="preserve">Саидова Гулнора</w:t>
             </w:r>
           </w:p>
         </w:tc>

--- a/public/uploads/contracts/draft-17.docx
+++ b/public/uploads/contracts/draft-17.docx
@@ -1148,6 +1148,21 @@
                 <w:lang w:val="uz-Cyrl-UZ"/>
               </w:rPr>
               <w:t xml:space="preserve"> </w:t>
+            </w:r>
+          </w:p>
+          <w:p>
+            <w:pPr>
+              <w:jc w:val="center"/>
+              <w:spacing w:after="20"/>
+            </w:pPr>
+            <w:r>
+              <w:rPr>
+                <w:rFonts w:ascii="Times New Roman" w:hAnsi="Times New Roman" w:cs="Times New Roman"/>
+                <w:sz w:val="28"/>
+                <w:szCs w:val="28"/>
+                <w:lang w:val="uz-Cyrl-UZ"/>
+              </w:rPr>
+              <w:t xml:space="preserve">Имзо:</w:t>
             </w:r>
           </w:p>
           <w:p>
@@ -1233,7 +1248,7 @@
                 <w:szCs w:val="28"/>
                 <w:lang w:val="uz-Cyrl-UZ"/>
               </w:rPr>
-              <w:t xml:space="preserve">17-сон, 2026-йил 1-июл</w:t>
+              <w:t xml:space="preserve">17-сон, 2026-йил 5-феврал</w:t>
             </w:r>
           </w:p>
         </w:tc>
@@ -1350,6 +1365,21 @@
                 <w:lang w:val="uz-Cyrl-UZ"/>
               </w:rPr>
               <w:t xml:space="preserve"> </w:t>
+            </w:r>
+          </w:p>
+          <w:p>
+            <w:pPr>
+              <w:jc w:val="center"/>
+              <w:spacing w:after="20"/>
+            </w:pPr>
+            <w:r>
+              <w:rPr>
+                <w:rFonts w:ascii="Times New Roman" w:hAnsi="Times New Roman" w:cs="Times New Roman"/>
+                <w:sz w:val="28"/>
+                <w:szCs w:val="28"/>
+                <w:lang w:val="uz-Cyrl-UZ"/>
+              </w:rPr>
+              <w:t xml:space="preserve">Имзо:</w:t>
             </w:r>
           </w:p>
           <w:p>
@@ -1420,7 +1450,7 @@
                 <w:szCs w:val="28"/>
                 <w:lang w:val="uz-Cyrl-UZ"/>
               </w:rPr>
-              <w:t xml:space="preserve">2026-йил 1-июл</w:t>
+              <w:t xml:space="preserve">2026-йил 6-феврал</w:t>
             </w:r>
           </w:p>
         </w:tc>
@@ -1462,7 +1492,7 @@
           <w:szCs w:val="28"/>
           <w:lang w:val="uz-Cyrl-UZ"/>
         </w:rPr>
-        <w:t xml:space="preserve">ART-2026-A-17-сонли шартномага</w:t>
+        <w:t xml:space="preserve">А-26-6VJJ2-сонли шартномага</w:t>
       </w:r>
     </w:p>
     <w:p>
@@ -1497,7 +1527,7 @@
           <w:szCs w:val="28"/>
           <w:lang w:val="uz-Cyrl-UZ"/>
         </w:rPr>
-        <w:t xml:space="preserve">Йиғимнинг қолган 80% тўлаш</w:t>
+        <w:t xml:space="preserve">Шартноманинг бир йиллик тўлов</w:t>
       </w:r>
     </w:p>
     <w:p>
@@ -1600,7 +1630,7 @@
                 <w:szCs w:val="28"/>
                 <w:lang w:val="uz-Cyrl-UZ"/>
               </w:rPr>
-              <w:t xml:space="preserve">8 424 000.00 сўм</w:t>
+              <w:t xml:space="preserve">3 510 000.00 сўм</w:t>
             </w:r>
           </w:p>
         </w:tc>
@@ -1648,7 +1678,7 @@
                 <w:szCs w:val="28"/>
                 <w:lang w:val="uz-Cyrl-UZ"/>
               </w:rPr>
-              <w:t xml:space="preserve">20.11.2026</w:t>
+              <w:t xml:space="preserve">20.09.2026</w:t>
             </w:r>
           </w:p>
         </w:tc>
@@ -1671,7 +1701,7 @@
                 <w:szCs w:val="28"/>
                 <w:lang w:val="uz-Cyrl-UZ"/>
               </w:rPr>
-              <w:t xml:space="preserve">8 424 000.00 сўм</w:t>
+              <w:t xml:space="preserve">3 510 000.00 сўм</w:t>
             </w:r>
           </w:p>
         </w:tc>
@@ -1719,7 +1749,7 @@
                 <w:szCs w:val="28"/>
                 <w:lang w:val="uz-Cyrl-UZ"/>
               </w:rPr>
-              <w:t xml:space="preserve">20.02.2027</w:t>
+              <w:t xml:space="preserve">20.10.2026</w:t>
             </w:r>
           </w:p>
         </w:tc>
@@ -1742,7 +1772,7 @@
                 <w:szCs w:val="28"/>
                 <w:lang w:val="uz-Cyrl-UZ"/>
               </w:rPr>
-              <w:t xml:space="preserve">8 424 000.00 сўм</w:t>
+              <w:t xml:space="preserve">3 510 000.00 сўм</w:t>
             </w:r>
           </w:p>
         </w:tc>
@@ -1790,7 +1820,7 @@
                 <w:szCs w:val="28"/>
                 <w:lang w:val="uz-Cyrl-UZ"/>
               </w:rPr>
-              <w:t xml:space="preserve">20.05.2027</w:t>
+              <w:t xml:space="preserve">20.11.2026</w:t>
             </w:r>
           </w:p>
         </w:tc>
@@ -1813,7 +1843,7 @@
                 <w:szCs w:val="28"/>
                 <w:lang w:val="uz-Cyrl-UZ"/>
               </w:rPr>
-              <w:t xml:space="preserve">8 424 000.00 сўм</w:t>
+              <w:t xml:space="preserve">3 510 000.00 сўм</w:t>
             </w:r>
           </w:p>
         </w:tc>
@@ -1832,6 +1862,574 @@
             <w:r>
               <w:rPr>
                 <w:rFonts w:ascii="Times New Roman" w:hAnsi="Times New Roman" w:cs="Times New Roman"/>
+                <w:b/>
+                <w:bCs/>
+                <w:sz w:val="28"/>
+                <w:szCs w:val="28"/>
+                <w:lang w:val="uz-Cyrl-UZ"/>
+              </w:rPr>
+              <w:t xml:space="preserve">5.</w:t>
+            </w:r>
+          </w:p>
+        </w:tc>
+        <w:tc>
+          <w:tcPr>
+            <w:tcW w:w="2100" w:type="dxa"/>
+            <w:vAlign w:val="center"/>
+          </w:tcPr>
+          <w:p>
+            <w:pPr>
+              <w:spacing w:before="120" w:after="120" w:line="240" w:lineRule="auto"/>
+              <w:jc w:val="center"/>
+            </w:pPr>
+            <w:r>
+              <w:rPr>
+                <w:rFonts w:ascii="Times New Roman" w:hAnsi="Times New Roman" w:cs="Times New Roman"/>
+                <w:b/>
+                <w:bCs/>
+                <w:sz w:val="28"/>
+                <w:szCs w:val="28"/>
+                <w:lang w:val="uz-Cyrl-UZ"/>
+              </w:rPr>
+              <w:t xml:space="preserve">20.12.2026</w:t>
+            </w:r>
+          </w:p>
+        </w:tc>
+        <w:tc>
+          <w:tcPr>
+            <w:tcW w:w="6050" w:type="dxa"/>
+            <w:vAlign w:val="center"/>
+          </w:tcPr>
+          <w:p>
+            <w:pPr>
+              <w:spacing w:before="120" w:after="120" w:line="240" w:lineRule="auto"/>
+              <w:jc w:val="center"/>
+            </w:pPr>
+            <w:r>
+              <w:rPr>
+                <w:rFonts w:ascii="Times New Roman" w:hAnsi="Times New Roman" w:cs="Times New Roman"/>
+                <w:b/>
+                <w:bCs/>
+                <w:sz w:val="28"/>
+                <w:szCs w:val="28"/>
+                <w:lang w:val="uz-Cyrl-UZ"/>
+              </w:rPr>
+              <w:t xml:space="preserve">3 510 000.00 сўм</w:t>
+            </w:r>
+          </w:p>
+        </w:tc>
+      </w:tr>
+      <w:tr>
+        <w:tc>
+          <w:tcPr>
+            <w:tcW w:w="850" w:type="dxa"/>
+            <w:vAlign w:val="center"/>
+          </w:tcPr>
+          <w:p>
+            <w:pPr>
+              <w:spacing w:before="120" w:after="120" w:line="240" w:lineRule="auto"/>
+              <w:jc w:val="center"/>
+            </w:pPr>
+            <w:r>
+              <w:rPr>
+                <w:rFonts w:ascii="Times New Roman" w:hAnsi="Times New Roman" w:cs="Times New Roman"/>
+                <w:b/>
+                <w:bCs/>
+                <w:sz w:val="28"/>
+                <w:szCs w:val="28"/>
+                <w:lang w:val="uz-Cyrl-UZ"/>
+              </w:rPr>
+              <w:t xml:space="preserve">6.</w:t>
+            </w:r>
+          </w:p>
+        </w:tc>
+        <w:tc>
+          <w:tcPr>
+            <w:tcW w:w="2100" w:type="dxa"/>
+            <w:vAlign w:val="center"/>
+          </w:tcPr>
+          <w:p>
+            <w:pPr>
+              <w:spacing w:before="120" w:after="120" w:line="240" w:lineRule="auto"/>
+              <w:jc w:val="center"/>
+            </w:pPr>
+            <w:r>
+              <w:rPr>
+                <w:rFonts w:ascii="Times New Roman" w:hAnsi="Times New Roman" w:cs="Times New Roman"/>
+                <w:b/>
+                <w:bCs/>
+                <w:sz w:val="28"/>
+                <w:szCs w:val="28"/>
+                <w:lang w:val="uz-Cyrl-UZ"/>
+              </w:rPr>
+              <w:t xml:space="preserve">20.01.2027</w:t>
+            </w:r>
+          </w:p>
+        </w:tc>
+        <w:tc>
+          <w:tcPr>
+            <w:tcW w:w="6050" w:type="dxa"/>
+            <w:vAlign w:val="center"/>
+          </w:tcPr>
+          <w:p>
+            <w:pPr>
+              <w:spacing w:before="120" w:after="120" w:line="240" w:lineRule="auto"/>
+              <w:jc w:val="center"/>
+            </w:pPr>
+            <w:r>
+              <w:rPr>
+                <w:rFonts w:ascii="Times New Roman" w:hAnsi="Times New Roman" w:cs="Times New Roman"/>
+                <w:b/>
+                <w:bCs/>
+                <w:sz w:val="28"/>
+                <w:szCs w:val="28"/>
+                <w:lang w:val="uz-Cyrl-UZ"/>
+              </w:rPr>
+              <w:t xml:space="preserve">3 510 000.00 сўм</w:t>
+            </w:r>
+          </w:p>
+        </w:tc>
+      </w:tr>
+      <w:tr>
+        <w:tc>
+          <w:tcPr>
+            <w:tcW w:w="850" w:type="dxa"/>
+            <w:vAlign w:val="center"/>
+          </w:tcPr>
+          <w:p>
+            <w:pPr>
+              <w:spacing w:before="120" w:after="120" w:line="240" w:lineRule="auto"/>
+              <w:jc w:val="center"/>
+            </w:pPr>
+            <w:r>
+              <w:rPr>
+                <w:rFonts w:ascii="Times New Roman" w:hAnsi="Times New Roman" w:cs="Times New Roman"/>
+                <w:b/>
+                <w:bCs/>
+                <w:sz w:val="28"/>
+                <w:szCs w:val="28"/>
+                <w:lang w:val="uz-Cyrl-UZ"/>
+              </w:rPr>
+              <w:t xml:space="preserve">7.</w:t>
+            </w:r>
+          </w:p>
+        </w:tc>
+        <w:tc>
+          <w:tcPr>
+            <w:tcW w:w="2100" w:type="dxa"/>
+            <w:vAlign w:val="center"/>
+          </w:tcPr>
+          <w:p>
+            <w:pPr>
+              <w:spacing w:before="120" w:after="120" w:line="240" w:lineRule="auto"/>
+              <w:jc w:val="center"/>
+            </w:pPr>
+            <w:r>
+              <w:rPr>
+                <w:rFonts w:ascii="Times New Roman" w:hAnsi="Times New Roman" w:cs="Times New Roman"/>
+                <w:b/>
+                <w:bCs/>
+                <w:sz w:val="28"/>
+                <w:szCs w:val="28"/>
+                <w:lang w:val="uz-Cyrl-UZ"/>
+              </w:rPr>
+              <w:t xml:space="preserve">20.02.2027</w:t>
+            </w:r>
+          </w:p>
+        </w:tc>
+        <w:tc>
+          <w:tcPr>
+            <w:tcW w:w="6050" w:type="dxa"/>
+            <w:vAlign w:val="center"/>
+          </w:tcPr>
+          <w:p>
+            <w:pPr>
+              <w:spacing w:before="120" w:after="120" w:line="240" w:lineRule="auto"/>
+              <w:jc w:val="center"/>
+            </w:pPr>
+            <w:r>
+              <w:rPr>
+                <w:rFonts w:ascii="Times New Roman" w:hAnsi="Times New Roman" w:cs="Times New Roman"/>
+                <w:b/>
+                <w:bCs/>
+                <w:sz w:val="28"/>
+                <w:szCs w:val="28"/>
+                <w:lang w:val="uz-Cyrl-UZ"/>
+              </w:rPr>
+              <w:t xml:space="preserve">3 510 000.00 сўм</w:t>
+            </w:r>
+          </w:p>
+        </w:tc>
+      </w:tr>
+      <w:tr>
+        <w:tc>
+          <w:tcPr>
+            <w:tcW w:w="850" w:type="dxa"/>
+            <w:vAlign w:val="center"/>
+          </w:tcPr>
+          <w:p>
+            <w:pPr>
+              <w:spacing w:before="120" w:after="120" w:line="240" w:lineRule="auto"/>
+              <w:jc w:val="center"/>
+            </w:pPr>
+            <w:r>
+              <w:rPr>
+                <w:rFonts w:ascii="Times New Roman" w:hAnsi="Times New Roman" w:cs="Times New Roman"/>
+                <w:b/>
+                <w:bCs/>
+                <w:sz w:val="28"/>
+                <w:szCs w:val="28"/>
+                <w:lang w:val="uz-Cyrl-UZ"/>
+              </w:rPr>
+              <w:t xml:space="preserve">8.</w:t>
+            </w:r>
+          </w:p>
+        </w:tc>
+        <w:tc>
+          <w:tcPr>
+            <w:tcW w:w="2100" w:type="dxa"/>
+            <w:vAlign w:val="center"/>
+          </w:tcPr>
+          <w:p>
+            <w:pPr>
+              <w:spacing w:before="120" w:after="120" w:line="240" w:lineRule="auto"/>
+              <w:jc w:val="center"/>
+            </w:pPr>
+            <w:r>
+              <w:rPr>
+                <w:rFonts w:ascii="Times New Roman" w:hAnsi="Times New Roman" w:cs="Times New Roman"/>
+                <w:b/>
+                <w:bCs/>
+                <w:sz w:val="28"/>
+                <w:szCs w:val="28"/>
+                <w:lang w:val="uz-Cyrl-UZ"/>
+              </w:rPr>
+              <w:t xml:space="preserve">20.03.2027</w:t>
+            </w:r>
+          </w:p>
+        </w:tc>
+        <w:tc>
+          <w:tcPr>
+            <w:tcW w:w="6050" w:type="dxa"/>
+            <w:vAlign w:val="center"/>
+          </w:tcPr>
+          <w:p>
+            <w:pPr>
+              <w:spacing w:before="120" w:after="120" w:line="240" w:lineRule="auto"/>
+              <w:jc w:val="center"/>
+            </w:pPr>
+            <w:r>
+              <w:rPr>
+                <w:rFonts w:ascii="Times New Roman" w:hAnsi="Times New Roman" w:cs="Times New Roman"/>
+                <w:b/>
+                <w:bCs/>
+                <w:sz w:val="28"/>
+                <w:szCs w:val="28"/>
+                <w:lang w:val="uz-Cyrl-UZ"/>
+              </w:rPr>
+              <w:t xml:space="preserve">3 510 000.00 сўм</w:t>
+            </w:r>
+          </w:p>
+        </w:tc>
+      </w:tr>
+      <w:tr>
+        <w:tc>
+          <w:tcPr>
+            <w:tcW w:w="850" w:type="dxa"/>
+            <w:vAlign w:val="center"/>
+          </w:tcPr>
+          <w:p>
+            <w:pPr>
+              <w:spacing w:before="120" w:after="120" w:line="240" w:lineRule="auto"/>
+              <w:jc w:val="center"/>
+            </w:pPr>
+            <w:r>
+              <w:rPr>
+                <w:rFonts w:ascii="Times New Roman" w:hAnsi="Times New Roman" w:cs="Times New Roman"/>
+                <w:b/>
+                <w:bCs/>
+                <w:sz w:val="28"/>
+                <w:szCs w:val="28"/>
+                <w:lang w:val="uz-Cyrl-UZ"/>
+              </w:rPr>
+              <w:t xml:space="preserve">9.</w:t>
+            </w:r>
+          </w:p>
+        </w:tc>
+        <w:tc>
+          <w:tcPr>
+            <w:tcW w:w="2100" w:type="dxa"/>
+            <w:vAlign w:val="center"/>
+          </w:tcPr>
+          <w:p>
+            <w:pPr>
+              <w:spacing w:before="120" w:after="120" w:line="240" w:lineRule="auto"/>
+              <w:jc w:val="center"/>
+            </w:pPr>
+            <w:r>
+              <w:rPr>
+                <w:rFonts w:ascii="Times New Roman" w:hAnsi="Times New Roman" w:cs="Times New Roman"/>
+                <w:b/>
+                <w:bCs/>
+                <w:sz w:val="28"/>
+                <w:szCs w:val="28"/>
+                <w:lang w:val="uz-Cyrl-UZ"/>
+              </w:rPr>
+              <w:t xml:space="preserve">20.04.2027</w:t>
+            </w:r>
+          </w:p>
+        </w:tc>
+        <w:tc>
+          <w:tcPr>
+            <w:tcW w:w="6050" w:type="dxa"/>
+            <w:vAlign w:val="center"/>
+          </w:tcPr>
+          <w:p>
+            <w:pPr>
+              <w:spacing w:before="120" w:after="120" w:line="240" w:lineRule="auto"/>
+              <w:jc w:val="center"/>
+            </w:pPr>
+            <w:r>
+              <w:rPr>
+                <w:rFonts w:ascii="Times New Roman" w:hAnsi="Times New Roman" w:cs="Times New Roman"/>
+                <w:b/>
+                <w:bCs/>
+                <w:sz w:val="28"/>
+                <w:szCs w:val="28"/>
+                <w:lang w:val="uz-Cyrl-UZ"/>
+              </w:rPr>
+              <w:t xml:space="preserve">3 510 000.00 сўм</w:t>
+            </w:r>
+          </w:p>
+        </w:tc>
+      </w:tr>
+      <w:tr>
+        <w:tc>
+          <w:tcPr>
+            <w:tcW w:w="850" w:type="dxa"/>
+            <w:vAlign w:val="center"/>
+          </w:tcPr>
+          <w:p>
+            <w:pPr>
+              <w:spacing w:before="120" w:after="120" w:line="240" w:lineRule="auto"/>
+              <w:jc w:val="center"/>
+            </w:pPr>
+            <w:r>
+              <w:rPr>
+                <w:rFonts w:ascii="Times New Roman" w:hAnsi="Times New Roman" w:cs="Times New Roman"/>
+                <w:b/>
+                <w:bCs/>
+                <w:sz w:val="28"/>
+                <w:szCs w:val="28"/>
+                <w:lang w:val="uz-Cyrl-UZ"/>
+              </w:rPr>
+              <w:t xml:space="preserve">10.</w:t>
+            </w:r>
+          </w:p>
+        </w:tc>
+        <w:tc>
+          <w:tcPr>
+            <w:tcW w:w="2100" w:type="dxa"/>
+            <w:vAlign w:val="center"/>
+          </w:tcPr>
+          <w:p>
+            <w:pPr>
+              <w:spacing w:before="120" w:after="120" w:line="240" w:lineRule="auto"/>
+              <w:jc w:val="center"/>
+            </w:pPr>
+            <w:r>
+              <w:rPr>
+                <w:rFonts w:ascii="Times New Roman" w:hAnsi="Times New Roman" w:cs="Times New Roman"/>
+                <w:b/>
+                <w:bCs/>
+                <w:sz w:val="28"/>
+                <w:szCs w:val="28"/>
+                <w:lang w:val="uz-Cyrl-UZ"/>
+              </w:rPr>
+              <w:t xml:space="preserve">20.05.2027</w:t>
+            </w:r>
+          </w:p>
+        </w:tc>
+        <w:tc>
+          <w:tcPr>
+            <w:tcW w:w="6050" w:type="dxa"/>
+            <w:vAlign w:val="center"/>
+          </w:tcPr>
+          <w:p>
+            <w:pPr>
+              <w:spacing w:before="120" w:after="120" w:line="240" w:lineRule="auto"/>
+              <w:jc w:val="center"/>
+            </w:pPr>
+            <w:r>
+              <w:rPr>
+                <w:rFonts w:ascii="Times New Roman" w:hAnsi="Times New Roman" w:cs="Times New Roman"/>
+                <w:b/>
+                <w:bCs/>
+                <w:sz w:val="28"/>
+                <w:szCs w:val="28"/>
+                <w:lang w:val="uz-Cyrl-UZ"/>
+              </w:rPr>
+              <w:t xml:space="preserve">3 510 000.00 сўм</w:t>
+            </w:r>
+          </w:p>
+        </w:tc>
+      </w:tr>
+      <w:tr>
+        <w:tc>
+          <w:tcPr>
+            <w:tcW w:w="850" w:type="dxa"/>
+            <w:vAlign w:val="center"/>
+          </w:tcPr>
+          <w:p>
+            <w:pPr>
+              <w:spacing w:before="120" w:after="120" w:line="240" w:lineRule="auto"/>
+              <w:jc w:val="center"/>
+            </w:pPr>
+            <w:r>
+              <w:rPr>
+                <w:rFonts w:ascii="Times New Roman" w:hAnsi="Times New Roman" w:cs="Times New Roman"/>
+                <w:b/>
+                <w:bCs/>
+                <w:sz w:val="28"/>
+                <w:szCs w:val="28"/>
+                <w:lang w:val="uz-Cyrl-UZ"/>
+              </w:rPr>
+              <w:t xml:space="preserve">11.</w:t>
+            </w:r>
+          </w:p>
+        </w:tc>
+        <w:tc>
+          <w:tcPr>
+            <w:tcW w:w="2100" w:type="dxa"/>
+            <w:vAlign w:val="center"/>
+          </w:tcPr>
+          <w:p>
+            <w:pPr>
+              <w:spacing w:before="120" w:after="120" w:line="240" w:lineRule="auto"/>
+              <w:jc w:val="center"/>
+            </w:pPr>
+            <w:r>
+              <w:rPr>
+                <w:rFonts w:ascii="Times New Roman" w:hAnsi="Times New Roman" w:cs="Times New Roman"/>
+                <w:b/>
+                <w:bCs/>
+                <w:sz w:val="28"/>
+                <w:szCs w:val="28"/>
+                <w:lang w:val="uz-Cyrl-UZ"/>
+              </w:rPr>
+              <w:t xml:space="preserve">20.06.2027</w:t>
+            </w:r>
+          </w:p>
+        </w:tc>
+        <w:tc>
+          <w:tcPr>
+            <w:tcW w:w="6050" w:type="dxa"/>
+            <w:vAlign w:val="center"/>
+          </w:tcPr>
+          <w:p>
+            <w:pPr>
+              <w:spacing w:before="120" w:after="120" w:line="240" w:lineRule="auto"/>
+              <w:jc w:val="center"/>
+            </w:pPr>
+            <w:r>
+              <w:rPr>
+                <w:rFonts w:ascii="Times New Roman" w:hAnsi="Times New Roman" w:cs="Times New Roman"/>
+                <w:b/>
+                <w:bCs/>
+                <w:sz w:val="28"/>
+                <w:szCs w:val="28"/>
+                <w:lang w:val="uz-Cyrl-UZ"/>
+              </w:rPr>
+              <w:t xml:space="preserve">3 510 000.00 сўм</w:t>
+            </w:r>
+          </w:p>
+        </w:tc>
+      </w:tr>
+      <w:tr>
+        <w:tc>
+          <w:tcPr>
+            <w:tcW w:w="850" w:type="dxa"/>
+            <w:vAlign w:val="center"/>
+          </w:tcPr>
+          <w:p>
+            <w:pPr>
+              <w:spacing w:before="120" w:after="120" w:line="240" w:lineRule="auto"/>
+              <w:jc w:val="center"/>
+            </w:pPr>
+            <w:r>
+              <w:rPr>
+                <w:rFonts w:ascii="Times New Roman" w:hAnsi="Times New Roman" w:cs="Times New Roman"/>
+                <w:b/>
+                <w:bCs/>
+                <w:sz w:val="28"/>
+                <w:szCs w:val="28"/>
+                <w:lang w:val="uz-Cyrl-UZ"/>
+              </w:rPr>
+              <w:t xml:space="preserve">12.</w:t>
+            </w:r>
+          </w:p>
+        </w:tc>
+        <w:tc>
+          <w:tcPr>
+            <w:tcW w:w="2100" w:type="dxa"/>
+            <w:vAlign w:val="center"/>
+          </w:tcPr>
+          <w:p>
+            <w:pPr>
+              <w:spacing w:before="120" w:after="120" w:line="240" w:lineRule="auto"/>
+              <w:jc w:val="center"/>
+            </w:pPr>
+            <w:r>
+              <w:rPr>
+                <w:rFonts w:ascii="Times New Roman" w:hAnsi="Times New Roman" w:cs="Times New Roman"/>
+                <w:b/>
+                <w:bCs/>
+                <w:sz w:val="28"/>
+                <w:szCs w:val="28"/>
+                <w:lang w:val="uz-Cyrl-UZ"/>
+              </w:rPr>
+              <w:t xml:space="preserve">20.07.2027</w:t>
+            </w:r>
+          </w:p>
+        </w:tc>
+        <w:tc>
+          <w:tcPr>
+            <w:tcW w:w="6050" w:type="dxa"/>
+            <w:vAlign w:val="center"/>
+          </w:tcPr>
+          <w:p>
+            <w:pPr>
+              <w:spacing w:before="120" w:after="120" w:line="240" w:lineRule="auto"/>
+              <w:jc w:val="center"/>
+            </w:pPr>
+            <w:r>
+              <w:rPr>
+                <w:rFonts w:ascii="Times New Roman" w:hAnsi="Times New Roman" w:cs="Times New Roman"/>
+                <w:b/>
+                <w:bCs/>
+                <w:sz w:val="28"/>
+                <w:szCs w:val="28"/>
+                <w:lang w:val="uz-Cyrl-UZ"/>
+              </w:rPr>
+              <w:t xml:space="preserve">3 510 000.00 сўм</w:t>
+            </w:r>
+          </w:p>
+        </w:tc>
+      </w:tr>
+      <w:tr>
+        <w:tc>
+          <w:tcPr>
+            <w:tcW w:w="850" w:type="dxa"/>
+            <w:vAlign w:val="center"/>
+          </w:tcPr>
+          <w:p>
+            <w:pPr>
+              <w:spacing w:before="120" w:after="120" w:line="240" w:lineRule="auto"/>
+              <w:jc w:val="center"/>
+            </w:pPr>
+            <w:r>
+              <w:rPr>
+                <w:rFonts w:ascii="Times New Roman" w:hAnsi="Times New Roman" w:cs="Times New Roman"/>
                 <w:sz w:val="28"/>
                 <w:szCs w:val="28"/>
                 <w:lang w:val="uz-Cyrl-UZ"/>
@@ -1882,7 +2480,7 @@
                 <w:szCs w:val="28"/>
                 <w:lang w:val="uz-Cyrl-UZ"/>
               </w:rPr>
-              <w:t xml:space="preserve">33 696 000.00 сўм</w:t>
+              <w:t xml:space="preserve">42 120 000.00 сўм</w:t>
             </w:r>
           </w:p>
         </w:tc>
@@ -1987,7 +2585,7 @@
                 <w:szCs w:val="28"/>
                 <w:lang w:val="uz-Cyrl-UZ"/>
               </w:rPr>
-              <w:t xml:space="preserve">Ш. Каримов</w:t>
+              <w:t xml:space="preserve">Каримов Шавкат</w:t>
             </w:r>
           </w:p>
         </w:tc>
